--- a/submission_ready/tuberculosis_longitudinal_20260318/02_Tuberculosis_Main_Manuscript.docx
+++ b/submission_ready/tuberculosis_longitudinal_20260318/02_Tuberculosis_Main_Manuscript.docx
@@ -10,7 +10,7 @@
         <w:rPr>
           <w:b/>
         </w:rPr>
-        <w:t>Longitudinal reanalysis of a prospective tuberculosis blood RNA-sequencing cohort suggests follow-up dynamics in coordinated host-response programs</w:t>
+        <w:t>Longitudinal blood RNA-sequencing in a prospective tuberculosis cohort reveals dynamic host-response programs during follow-up</w:t>
       </w:r>
     </w:p>
     <w:p>
@@ -26,7 +26,7 @@
         <w:rPr>
           <w:b w:val="0"/>
         </w:rPr>
-        <w:t>Background: Most blood transcriptomic studies of tuberculosis progression summarize baseline discrimination, but prospective cohorts with repeated samples can also clarify whether host-response programs change differently over follow-up in progressors and non-progressors. We reanalyzed a remapped public longitudinal RNA-sequencing cohort to test that question.</w:t>
+        <w:t>Background: Most blood transcriptomic studies of tuberculosis progression summarize baseline discrimination, but prospective cohorts with repeated samples can also clarify whether host-response programs change differently over follow-up in progressors and non-progressors. We analyzed a prospective public RNA-sequencing cohort after gene-level remapping to test that question.</w:t>
       </w:r>
     </w:p>
     <w:p>
@@ -42,7 +42,7 @@
         <w:rPr>
           <w:b w:val="0"/>
         </w:rPr>
-        <w:t>Results: The cohort contained 264 samples from 107 subjects, including 33 progressors and 74 non-progressors. The strongest progressor-by-month interactions were observed for vascular_proxy5 (coefficient -0.0218, p=0.0092, FDR=0.0587), remap_myeloid5 (-0.0295, p=0.0125, FDR=0.0587), neutrophil proxy (-0.0026, p=0.0177, FDR=0.0587), platelet proxy (0.0035, p=0.0196, FDR=0.0587), and module_M6_proxy (-0.0222, p=0.0366, FDR=0.0878). No individual gene interaction survived multiple-testing correction, although ACSL1, FCGR3B, and VSIG4 showed the strongest nominal trends.</w:t>
+        <w:t>Results: The cohort contained 264 samples from 107 subjects, including 33 progressors and 74 non-progressors. The strongest progressor-by-month interactions were observed for the vascular-remodeling proxy score (coefficient -0.0218, p=0.0092, FDR=0.0587), remap-sensitive myeloid score (-0.0295, p=0.0125, FDR=0.0587), neutrophil proxy score (-0.0026, p=0.0177, FDR=0.0587), platelet proxy score (0.0035, p=0.0196, FDR=0.0587), and M6 coexpression-program score (-0.0222, p=0.0366, FDR=0.0878). No individual gene interaction survived multiple-testing correction, although ACSL1, FCGR3B, and VSIG4 showed the strongest nominal trends.</w:t>
       </w:r>
     </w:p>
     <w:p>
@@ -96,7 +96,7 @@
     </w:p>
     <w:p>
       <w:r>
-        <w:t>Longitudinal reanalysis is particularly relevant in public tuberculosis cohorts because some datasets include scheduled follow-up visits, unscheduled or intermediate collections, and additional samples close to clinically important transitions. Those features can add biological meaning, but only if they are handled conservatively rather than collapsed into one pseudo-time variable without scrutiny.</w:t>
+        <w:t>Longitudinal analysis is particularly relevant in tuberculosis cohorts because some datasets include scheduled follow-up visits, unscheduled or intermediate collections, and additional samples close to clinically important transitions. Those features can add biological meaning, but only if they are handled conservatively rather than collapsed into one pseudo-time variable without scrutiny.</w:t>
       </w:r>
     </w:p>
     <w:p>
@@ -106,7 +106,7 @@
     </w:p>
     <w:p>
       <w:r>
-        <w:t>At the same time, longitudinal public-data analysis is technically demanding. Repeated collections create within-subject dependence, intermediate or unscheduled samples complicate the visit structure, and RNA-sequencing data released at exon or junction level require additional preprocessing before biologically meaningful gene-level interpretation becomes possible. These challenges make conservative remapping and model specification essential.</w:t>
+        <w:t>At the same time, longitudinal analysis of publicly available RNA-sequencing data is technically demanding. Repeated collections create within-subject dependence, intermediate or unscheduled samples complicate the visit structure, and data released at exon or junction level require additional preprocessing before biologically meaningful gene-level interpretation becomes possible. These challenges make conservative remapping and model specification essential.</w:t>
       </w:r>
     </w:p>
     <w:p>
@@ -121,7 +121,7 @@
     </w:p>
     <w:p>
       <w:r>
-        <w:t>The present analysis therefore takes a prespecified program-based approach. Instead of deriving a new single-cohort classifier, it evaluates whether host-response programs already highlighted by earlier harmonized public-data analyses show different temporal behavior in a remapped prospective RNA-sequencing cohort. This approach was chosen to reduce overfitting and to ask a more mechanistic question.</w:t>
+        <w:t>The present analysis therefore takes a prespecified program-based approach. Instead of deriving a new single-cohort classifier, it evaluates whether host-response programs already highlighted by earlier cross-cohort transcriptomic work show different temporal behavior in a remapped prospective RNA-sequencing cohort. This approach was chosen to reduce overfitting and to ask a more mechanistic question.</w:t>
       </w:r>
     </w:p>
     <w:p>
@@ -214,7 +214,7 @@
     </w:p>
     <w:p>
       <w:r>
-        <w:t>No attempt was made to estimate causal effects from these longitudinal models. The random-intercept or clustered regressions summarize within-cohort temporal association structure, while the prespecified scoring strategy constrains the feature space to biologically plausible programs already supported by the broader project. Together, these design choices were intended to favor robustness of interpretation over maximal model complexity.</w:t>
+        <w:t>No attempt was made to estimate causal effects from these longitudinal models. The random-intercept or clustered regressions summarize within-cohort temporal association structure, while the prespecified scoring strategy constrains the feature space to biologically plausible programs already supported by earlier analyses. Together, these design choices were intended to favor robustness of interpretation over maximal model complexity.</w:t>
       </w:r>
     </w:p>
     <w:p>
@@ -232,12 +232,12 @@
     </w:p>
     <w:p>
       <w:r>
-        <w:t>Program-level modeling produced a clearer signal than single-gene modeling. The strongest progressor-by-month interactions were observed for vascular_proxy5, remap_myeloid5, Neutrophil, Platelet, module_M6_proxy (Table 2; Fig. 3). At a false-discovery threshold below 0.10, the retained program-level features were vascular_proxy5, remap_myeloid5, Neutrophil, Platelet, module_M6_proxy. The negative interaction coefficients for vascular_proxy5, remap_myeloid5, and module_M6_proxy indicate steeper decline over follow-up in progressors than in non-progressors, whereas platelet showed a modest positive interaction.</w:t>
+        <w:t>Program-level modeling produced a clearer signal than single-gene modeling. The strongest progressor-by-month interactions were observed for vascular-remodeling proxy score, remap-sensitive myeloid score, neutrophil proxy score, platelet proxy score, M6 coexpression-program score (Table 2; Fig. 3). At a false-discovery threshold below 0.10, the retained program-level features were vascular-remodeling proxy score, remap-sensitive myeloid score, neutrophil proxy score, platelet proxy score, M6 coexpression-program score. The negative interaction coefficients for the vascular-remodeling proxy score, remap-sensitive myeloid score, and M6 coexpression-program score indicate steeper decline over follow-up in progressors than in non-progressors, whereas the platelet proxy score showed a modest positive interaction.</w:t>
       </w:r>
     </w:p>
     <w:p>
       <w:r>
-        <w:t>Descriptive mean trajectories supported the same interpretation. In progressors, remap_myeloid5 rose between OTHER or DAY0 and DAY180, then decreased by DAY540, while the vascular proxy also shifted from early positive values toward negative values later in follow-up (Fig. 2). Non-progressors showed flatter or smaller changes over the same scheduled visits. For example, the progressor mean for remap_myeloid5 moved from 0.605 at DAY180 to 0.006 at DAY540, whereas the non-progressor means remained closer to -0.115 and -0.047, respectively.</w:t>
+        <w:t>Descriptive mean trajectories supported the same interpretation. In progressors, the remap-sensitive myeloid score rose between OTHER or DAY0 and DAY180, then decreased by DAY540, while the vascular-remodeling proxy score also shifted from early positive values toward negative values later in follow-up (Fig. 2). Non-progressors showed flatter or smaller changes over the same scheduled visits. For example, the progressor mean for the remap-sensitive myeloid score moved from 0.605 at DAY180 to 0.006 at DAY540, whereas the non-progressor means remained closer to -0.115 and -0.047, respectively.</w:t>
       </w:r>
     </w:p>
     <w:p>
@@ -247,7 +247,7 @@
     </w:p>
     <w:p>
       <w:r>
-        <w:t>The sign pattern of the coefficients is also informative. For remap_myeloid5, a positive progressor main effect together with a negative interaction indicates that progressors tended to start from a higher level but then changed more sharply over subsequent follow-up. Vascular_proxy5 showed a similar negative interaction without requiring a dominant single-gene driver, which supports the view that temporal restructuring occurs at the level of coordinated biology rather than one isolated marker.</w:t>
+        <w:t>The sign pattern of the coefficients is also informative. For the remap-sensitive myeloid score, a positive progressor main effect together with a negative interaction indicates that progressors tended to start from a higher level but then changed more sharply over subsequent follow-up. The vascular-remodeling proxy score showed a similar negative interaction without requiring a dominant single-gene driver, which supports the view that temporal restructuring occurs at the level of coordinated biology rather than one isolated marker.</w:t>
       </w:r>
     </w:p>
     <w:p>
@@ -290,7 +290,7 @@
     </w:p>
     <w:p>
       <w:r>
-        <w:t>This reanalysis suggests that longitudinal progression biology in this cohort is easier to detect at the level of coordinated host programs than at the level of individual genes. That is an important distinction. It implies that repeated measurements may capture dynamic reweighting of related pathways, cell states, and modules even when no one transcript provides a universally stable trajectory marker.</w:t>
+        <w:t>This analysis suggests that longitudinal progression biology in this cohort is easier to detect at the level of coordinated host programs than at the level of individual genes. That is an important distinction. It implies that repeated measurements may capture dynamic reweighting of related pathways, cell states, and modules even when no one transcript provides a universally stable trajectory marker.</w:t>
       </w:r>
     </w:p>
     <w:p>
@@ -381,7 +381,7 @@
         <w:rPr>
           <w:b w:val="0"/>
         </w:rPr>
-        <w:t>A longitudinal reanalysis of the remapped GSE79362 blood RNA-sequencing cohort suggests that progressor-specific temporal differences are more coherent at the level of coordinated host-response programs than at the level of individual genes. The strongest supported signals involved remap-sensitive myeloid biology, vascular-remodeling proxies, neutrophil or platelet proxy shifts, and a progressor-associated coexpression program. These findings support a longitudinal systems-biology interpretation of tuberculosis progression, while also showing that scheduled follow-up and IC samples must be handled as distinct analytical states.</w:t>
+        <w:t>Longitudinal analysis of the remapped GSE79362 blood RNA-sequencing cohort suggests that progressor-specific temporal differences are more coherent at the level of coordinated host-response programs than at the level of individual genes. The strongest supported signals involved remap-sensitive myeloid biology, vascular-remodeling proxies, neutrophil or platelet proxy shifts, and a progressor-associated coexpression program. These findings support a longitudinal systems-biology interpretation of tuberculosis progression, while also showing that scheduled follow-up and IC samples must be handled as distinct analytical states.</w:t>
       </w:r>
     </w:p>
     <w:p>
